--- a/storage/templates/normalized-docx/BM-196/BM-196_normalized.docx
+++ b/storage/templates/normalized-docx/BM-196/BM-196_normalized.docx
@@ -1382,7 +1382,7 @@
         <w:rPr>
           <w:rFonts w:cs="Times New Roman" w:ascii="Times New Roman" w:hAnsi="Times New Roman"/>
         </w:rPr>
-        <w:t>{{recipients.field}}</w:t>
+        <w:t>{{recipients.personLine2}}</w:t>
       </w:r>
     </w:p>
     <w:p>
@@ -1398,9 +1398,9 @@
         <w:rPr>
           <w:rFonts w:cs="Times New Roman" w:ascii="Times New Roman" w:hAnsi="Times New Roman"/>
         </w:rPr>
-        <w:t>{{recipients.field}}</w:t>
+        <w:t>{{recipients.personLine3}}</w:t>
         <w:tab/>
-        <w:t>{{recipients.field}}</w:t>
+        <w:t>{{recipients.personLine4}}</w:t>
       </w:r>
     </w:p>
     <w:p>
@@ -1416,9 +1416,9 @@
         <w:rPr>
           <w:rFonts w:cs="Times New Roman" w:ascii="Times New Roman" w:hAnsi="Times New Roman"/>
         </w:rPr>
-        <w:t>{{recipients.field}}</w:t>
+        <w:t>{{recipients.personLine5}}</w:t>
         <w:tab/>
-        <w:t>{{recipients.field}}</w:t>
+        <w:t>{{recipients.personLine6}}</w:t>
       </w:r>
     </w:p>
     <w:p>
@@ -1432,7 +1432,7 @@
         <w:rPr>
           <w:rFonts w:cs="Times New Roman" w:ascii="Times New Roman" w:hAnsi="Times New Roman"/>
         </w:rPr>
-        <w:t>{{recipients.field}}</w:t>
+        <w:t>{{recipients.personLine7}}</w:t>
       </w:r>
     </w:p>
     <w:p>
@@ -1448,7 +1448,7 @@
         <w:rPr>
           <w:rFonts w:cs="Times New Roman" w:ascii="Times New Roman" w:hAnsi="Times New Roman"/>
         </w:rPr>
-        <w:t>{{recipients.field}}</w:t>
+        <w:t>{{recipients.personLine8}}</w:t>
       </w:r>
     </w:p>
     <w:p>
@@ -1462,7 +1462,7 @@
         <w:rPr>
           <w:rFonts w:cs="Times New Roman" w:ascii="Times New Roman" w:hAnsi="Times New Roman"/>
         </w:rPr>
-        <w:t>{{recipients.field}}</w:t>
+        <w:t>{{recipients.personLine9}}</w:t>
       </w:r>
     </w:p>
     <w:p>
@@ -1476,7 +1476,7 @@
         <w:rPr>
           <w:rFonts w:cs="Times New Roman" w:ascii="Times New Roman" w:hAnsi="Times New Roman"/>
         </w:rPr>
-        <w:t>{{recipients.field}}</w:t>
+        <w:t>{{recipients.personLine10}}</w:t>
       </w:r>
     </w:p>
     <w:p>
@@ -1492,7 +1492,7 @@
         <w:rPr>
           <w:rFonts w:cs="Times New Roman" w:ascii="Times New Roman" w:hAnsi="Times New Roman"/>
         </w:rPr>
-        <w:t>{{recipients.field}}</w:t>
+        <w:t>{{recipients.personLine11}}</w:t>
       </w:r>
     </w:p>
     <w:p>
@@ -1508,7 +1508,7 @@
         <w:rPr>
           <w:rFonts w:cs="Times New Roman" w:ascii="Times New Roman" w:hAnsi="Times New Roman"/>
         </w:rPr>
-        <w:t>{{recipients.field}}</w:t>
+        <w:t>{{recipients.personLine12}}</w:t>
       </w:r>
     </w:p>
     <w:p>
@@ -1522,7 +1522,7 @@
         <w:rPr>
           <w:rFonts w:cs="Times New Roman" w:ascii="Times New Roman" w:hAnsi="Times New Roman"/>
         </w:rPr>
-        <w:t>{{recipients.field}}</w:t>
+        <w:t>{{recipients.personLine13}}</w:t>
       </w:r>
     </w:p>
     <w:p>
@@ -1550,7 +1550,7 @@
         <w:rPr>
           <w:rFonts w:cs="Times New Roman" w:ascii="Times New Roman" w:hAnsi="Times New Roman"/>
         </w:rPr>
-        <w:t>{{document.field}}</w:t>
+        <w:t>{{document.fullDocumentCode}}</w:t>
       </w:r>
     </w:p>
     <w:p>
@@ -1578,7 +1578,7 @@
         <w:rPr>
           <w:rFonts w:cs="Times New Roman" w:ascii="Times New Roman" w:hAnsi="Times New Roman"/>
         </w:rPr>
-        <w:t>{{document.field}}</w:t>
+        <w:t>{{document.issueDate}}</w:t>
       </w:r>
     </w:p>
     <w:p>
@@ -1879,7 +1879,7 @@
         <w:rPr>
           <w:rFonts w:cs="Times New Roman" w:ascii="Times New Roman" w:hAnsi="Times New Roman"/>
         </w:rPr>
-        <w:t xml:space="preserve">{{recipients.field}}</w:t>
+        <w:t xml:space="preserve">{{recipients.personLine14}}</w:t>
       </w:r>
     </w:p>
     <w:p>
@@ -1995,7 +1995,7 @@
         <w:rPr>
           <w:rFonts w:eastAsia="Times New Roman" w:cs="Times New Roman" w:ascii="Times New Roman" w:hAnsi="Times New Roman"/>
         </w:rPr>
-        <w:t>{{document.field}}</w:t>
+        <w:t>{{document.issuePlace}}</w:t>
       </w:r>
       <w:r>
         <w:rPr>
@@ -2034,7 +2034,7 @@
         <w:rPr>
           <w:rFonts w:eastAsia="Times New Roman" w:cs="Times New Roman" w:ascii="Times New Roman" w:hAnsi="Times New Roman"/>
         </w:rPr>
-        <w:t>{{document.field}}</w:t>
+        <w:t>{{document.reasonLine}}</w:t>
       </w:r>
       <w:r>
         <w:rPr>
@@ -2232,7 +2232,7 @@
                 <w:sz w:val="24"/>
                 <w:lang w:val="pt-BR"/>
               </w:rPr>
-              <w:t>{{recipients.field}}</w:t>
+              <w:t>{{recipients.personLine15}}</w:t>
             </w:r>
           </w:p>
           <w:p>
